--- a/courts/ninth-circuit/california/state/court-of-appeal-second-district/reply-brief/usage/OUTPUT-reply-brief.docx
+++ b/courts/ninth-circuit/california/state/court-of-appeal-second-district/reply-brief/usage/OUTPUT-reply-brief.docx
@@ -15328,195 +15328,7 @@
     </w:tbl>
     <w:p>
       <w:pPr>
-        <w:spacing w:before="208" w:after="0" w:line="312" w:lineRule="exact"/>
-        <w:ind w:left="0" w:firstLine="0"/>
-        <w:jc w:val="left"/>
-      </w:pPr>
-      <w:r>
-        <w:t xml:space="preserve">I</w:t>
-      </w:r>
-      <w:r>
-        <w:t xml:space="preserve"> </w:t>
-      </w:r>
-      <w:r>
-        <w:t xml:space="preserve">declare</w:t>
-      </w:r>
-      <w:r>
-        <w:t xml:space="preserve"> </w:t>
-      </w:r>
-      <w:r>
-        <w:t xml:space="preserve">under</w:t>
-      </w:r>
-      <w:r>
-        <w:t xml:space="preserve"> </w:t>
-      </w:r>
-      <w:r>
-        <w:t xml:space="preserve">penalty</w:t>
-      </w:r>
-      <w:r>
-        <w:t xml:space="preserve"> </w:t>
-      </w:r>
-      <w:r>
-        <w:t xml:space="preserve">of</w:t>
-      </w:r>
-      <w:r>
-        <w:t xml:space="preserve"> </w:t>
-      </w:r>
-      <w:r>
-        <w:t xml:space="preserve">perjury</w:t>
-      </w:r>
-      <w:r>
-        <w:t xml:space="preserve"> </w:t>
-      </w:r>
-      <w:r>
-        <w:t xml:space="preserve">under</w:t>
-      </w:r>
-      <w:r>
-        <w:t xml:space="preserve"> </w:t>
-      </w:r>
-      <w:r>
-        <w:t xml:space="preserve">the</w:t>
-      </w:r>
-      <w:r>
-        <w:t xml:space="preserve"> </w:t>
-      </w:r>
-      <w:r>
-        <w:t xml:space="preserve">laws</w:t>
-      </w:r>
-      <w:r>
-        <w:t xml:space="preserve"> </w:t>
-      </w:r>
-      <w:r>
-        <w:t xml:space="preserve">of</w:t>
-      </w:r>
-      <w:r>
-        <w:t xml:space="preserve"> </w:t>
-      </w:r>
-      <w:r>
-        <w:t xml:space="preserve">the</w:t>
-      </w:r>
-      <w:r>
-        <w:t xml:space="preserve"> </w:t>
-      </w:r>
-      <w:r>
-        <w:t xml:space="preserve">State</w:t>
-      </w:r>
-      <w:r>
-        <w:t xml:space="preserve"> </w:t>
-      </w:r>
-      <w:r>
-        <w:t xml:space="preserve">of</w:t>
-      </w:r>
-      <w:r>
-        <w:t xml:space="preserve"> </w:t>
-      </w:r>
-      <w:r>
-        <w:t xml:space="preserve">California</w:t>
-      </w:r>
-      <w:r>
-        <w:t xml:space="preserve"> </w:t>
-      </w:r>
-      <w:r>
-        <w:t xml:space="preserve">that</w:t>
-      </w:r>
-      <w:r>
-        <w:t xml:space="preserve"> </w:t>
-      </w:r>
-      <w:r>
-        <w:t xml:space="preserve">the</w:t>
-      </w:r>
-      <w:r>
-        <w:t xml:space="preserve"> </w:t>
-      </w:r>
-      <w:r>
-        <w:t xml:space="preserve">foregoing</w:t>
-      </w:r>
-      <w:r>
-        <w:t xml:space="preserve"> </w:t>
-      </w:r>
-      <w:r>
-        <w:t xml:space="preserve">is</w:t>
-      </w:r>
-      <w:r>
-        <w:t xml:space="preserve"> </w:t>
-      </w:r>
-      <w:r>
-        <w:t xml:space="preserve">true</w:t>
-      </w:r>
-      <w:r>
-        <w:t xml:space="preserve"> </w:t>
-      </w:r>
-      <w:r>
-        <w:t xml:space="preserve">and</w:t>
-      </w:r>
-      <w:r>
-        <w:t xml:space="preserve"> </w:t>
-      </w:r>
-      <w:r>
-        <w:t xml:space="preserve">correct.</w:t>
-      </w:r>
-    </w:p>
-    <w:p>
-      <w:pPr>
-        <w:spacing w:before="208" w:after="0" w:line="312" w:lineRule="exact"/>
-        <w:ind w:left="0" w:firstLine="0"/>
-        <w:jc w:val="left"/>
-      </w:pPr>
-      <w:r>
-        <w:t xml:space="preserve">Executed</w:t>
-      </w:r>
-      <w:r>
-        <w:t xml:space="preserve"> </w:t>
-      </w:r>
-      <w:r>
-        <w:t xml:space="preserve">on</w:t>
-      </w:r>
-      <w:r>
-        <w:t xml:space="preserve"> </w:t>
-      </w:r>
-      <w:r>
-        <w:t xml:space="preserve">October</w:t>
-      </w:r>
-      <w:r>
-        <w:t xml:space="preserve"> </w:t>
-      </w:r>
-      <w:r>
-        <w:t xml:space="preserve">6,</w:t>
-      </w:r>
-      <w:r>
-        <w:t xml:space="preserve"> </w:t>
-      </w:r>
-      <w:r>
-        <w:t xml:space="preserve">2025,</w:t>
-      </w:r>
-      <w:r>
-        <w:t xml:space="preserve"> </w:t>
-      </w:r>
-      <w:r>
-        <w:t xml:space="preserve">at</w:t>
-      </w:r>
-      <w:r>
-        <w:t xml:space="preserve"> </w:t>
-      </w:r>
-      <w:r>
-        <w:t xml:space="preserve">Long</w:t>
-      </w:r>
-      <w:r>
-        <w:t xml:space="preserve"> </w:t>
-      </w:r>
-      <w:r>
-        <w:t xml:space="preserve">Beach,</w:t>
-      </w:r>
-      <w:r>
-        <w:t xml:space="preserve"> </w:t>
-      </w:r>
-      <w:r>
-        <w:t xml:space="preserve">California.</w:t>
-      </w:r>
-    </w:p>
-    <w:p>
-      <w:pPr>
-        <w:spacing w:before="0" w:after="0" w:line="364" w:lineRule="exact"/>
+        <w:spacing w:before="0" w:after="0" w:line="208" w:lineRule="exact"/>
       </w:pPr>
     </w:p>
     <w:tbl>
@@ -15545,6 +15357,194 @@
           <w:p>
             <w:pPr>
               <w:spacing w:before="0" w:after="0" w:line="312" w:lineRule="exact"/>
+              <w:ind w:left="0" w:firstLine="0"/>
+              <w:jc w:val="left"/>
+            </w:pPr>
+            <w:r>
+              <w:t xml:space="preserve">I</w:t>
+            </w:r>
+            <w:r>
+              <w:t xml:space="preserve"> </w:t>
+            </w:r>
+            <w:r>
+              <w:t xml:space="preserve">declare</w:t>
+            </w:r>
+            <w:r>
+              <w:t xml:space="preserve"> </w:t>
+            </w:r>
+            <w:r>
+              <w:t xml:space="preserve">under</w:t>
+            </w:r>
+            <w:r>
+              <w:t xml:space="preserve"> </w:t>
+            </w:r>
+            <w:r>
+              <w:t xml:space="preserve">penalty</w:t>
+            </w:r>
+            <w:r>
+              <w:t xml:space="preserve"> </w:t>
+            </w:r>
+            <w:r>
+              <w:t xml:space="preserve">of</w:t>
+            </w:r>
+            <w:r>
+              <w:t xml:space="preserve"> </w:t>
+            </w:r>
+            <w:r>
+              <w:t xml:space="preserve">perjury</w:t>
+            </w:r>
+            <w:r>
+              <w:t xml:space="preserve"> </w:t>
+            </w:r>
+            <w:r>
+              <w:t xml:space="preserve">under</w:t>
+            </w:r>
+            <w:r>
+              <w:t xml:space="preserve"> </w:t>
+            </w:r>
+            <w:r>
+              <w:t xml:space="preserve">the</w:t>
+            </w:r>
+            <w:r>
+              <w:t xml:space="preserve"> </w:t>
+            </w:r>
+            <w:r>
+              <w:t xml:space="preserve">laws</w:t>
+            </w:r>
+            <w:r>
+              <w:t xml:space="preserve"> </w:t>
+            </w:r>
+            <w:r>
+              <w:t xml:space="preserve">of</w:t>
+            </w:r>
+            <w:r>
+              <w:t xml:space="preserve"> </w:t>
+            </w:r>
+            <w:r>
+              <w:t xml:space="preserve">the</w:t>
+            </w:r>
+            <w:r>
+              <w:t xml:space="preserve"> </w:t>
+            </w:r>
+            <w:r>
+              <w:t xml:space="preserve">State</w:t>
+            </w:r>
+            <w:r>
+              <w:t xml:space="preserve"> </w:t>
+            </w:r>
+            <w:r>
+              <w:t xml:space="preserve">of</w:t>
+            </w:r>
+            <w:r>
+              <w:t xml:space="preserve"> </w:t>
+            </w:r>
+            <w:r>
+              <w:t xml:space="preserve">California</w:t>
+            </w:r>
+            <w:r>
+              <w:t xml:space="preserve"> </w:t>
+            </w:r>
+            <w:r>
+              <w:t xml:space="preserve">that</w:t>
+            </w:r>
+            <w:r>
+              <w:t xml:space="preserve"> </w:t>
+            </w:r>
+            <w:r>
+              <w:t xml:space="preserve">the</w:t>
+            </w:r>
+            <w:r>
+              <w:t xml:space="preserve"> </w:t>
+            </w:r>
+            <w:r>
+              <w:t xml:space="preserve">foregoing</w:t>
+            </w:r>
+            <w:r>
+              <w:t xml:space="preserve"> </w:t>
+            </w:r>
+            <w:r>
+              <w:t xml:space="preserve">is</w:t>
+            </w:r>
+            <w:r>
+              <w:t xml:space="preserve"> </w:t>
+            </w:r>
+            <w:r>
+              <w:t xml:space="preserve">true</w:t>
+            </w:r>
+            <w:r>
+              <w:t xml:space="preserve"> </w:t>
+            </w:r>
+            <w:r>
+              <w:t xml:space="preserve">and</w:t>
+            </w:r>
+            <w:r>
+              <w:t xml:space="preserve"> </w:t>
+            </w:r>
+            <w:r>
+              <w:t xml:space="preserve">correct.</w:t>
+            </w:r>
+          </w:p>
+          <w:p>
+            <w:pPr>
+              <w:spacing w:before="208" w:after="0" w:line="312" w:lineRule="exact"/>
+              <w:ind w:left="0" w:firstLine="0"/>
+              <w:jc w:val="left"/>
+            </w:pPr>
+            <w:r>
+              <w:t xml:space="preserve">Executed</w:t>
+            </w:r>
+            <w:r>
+              <w:t xml:space="preserve"> </w:t>
+            </w:r>
+            <w:r>
+              <w:t xml:space="preserve">on</w:t>
+            </w:r>
+            <w:r>
+              <w:t xml:space="preserve"> </w:t>
+            </w:r>
+            <w:r>
+              <w:t xml:space="preserve">October</w:t>
+            </w:r>
+            <w:r>
+              <w:t xml:space="preserve"> </w:t>
+            </w:r>
+            <w:r>
+              <w:t xml:space="preserve">6,</w:t>
+            </w:r>
+            <w:r>
+              <w:t xml:space="preserve"> </w:t>
+            </w:r>
+            <w:r>
+              <w:t xml:space="preserve">2025,</w:t>
+            </w:r>
+            <w:r>
+              <w:t xml:space="preserve"> </w:t>
+            </w:r>
+            <w:r>
+              <w:t xml:space="preserve">at</w:t>
+            </w:r>
+            <w:r>
+              <w:t xml:space="preserve"> </w:t>
+            </w:r>
+            <w:r>
+              <w:t xml:space="preserve">Long</w:t>
+            </w:r>
+            <w:r>
+              <w:t xml:space="preserve"> </w:t>
+            </w:r>
+            <w:r>
+              <w:t xml:space="preserve">Beach,</w:t>
+            </w:r>
+            <w:r>
+              <w:t xml:space="preserve"> </w:t>
+            </w:r>
+            <w:r>
+              <w:t xml:space="preserve">California.</w:t>
+            </w:r>
+          </w:p>
+          <w:p>
+            <w:pPr>
+              <w:spacing w:before="364" w:after="0" w:line="312" w:lineRule="exact"/>
               <w:ind w:left="3960" w:firstLine="0"/>
               <w:jc w:val="left"/>
             </w:pPr>

--- a/courts/ninth-circuit/california/state/court-of-appeal-second-district/reply-brief/usage/OUTPUT-reply-brief.docx
+++ b/courts/ninth-circuit/california/state/court-of-appeal-second-district/reply-brief/usage/OUTPUT-reply-brief.docx
@@ -492,9 +492,7 @@
               <w:t xml:space="preserve"> </w:t>
             </w:r>
             <w:r>
-              <w:t xml:space="preserve">1</w:t>
-              <w:noBreakHyphen/>
-              <w:t xml:space="preserve">10,</w:t>
+              <w:t xml:space="preserve">1-⁠10,</w:t>
             </w:r>
           </w:p>
           <w:p>
@@ -964,9 +962,7 @@
         <w:t xml:space="preserve"> </w:t>
       </w:r>
       <w:r>
-        <w:t xml:space="preserve">216</w:t>
-        <w:noBreakHyphen/>
-        <w:t xml:space="preserve">4444</w:t>
+        <w:t xml:space="preserve">216-⁠4444</w:t>
       </w:r>
     </w:p>
     <w:p>
@@ -6499,9 +6495,7 @@
         <w:t xml:space="preserve"> </w:t>
       </w:r>
       <w:r>
-        <w:t xml:space="preserve">18-cv</w:t>
-        <w:noBreakHyphen/>
-        <w:t xml:space="preserve">02317</w:t>
+        <w:t xml:space="preserve">18-cv-⁠02317</w:t>
       </w:r>
       <w:r>
         <w:t xml:space="preserve">   </w:t>
@@ -8214,13 +8208,7 @@
         <w:pStyle w:val="BodyText"/>
       </w:pPr>
       <w:r>
-        <w:t xml:space="preserve">Respondents devote much of their brief to arguing that they had no mandatory duty to fix a known DES defect that blocked lawful firearm transfers and that Government Code section 820.2 immunizes their inaction. (R.B., pp. 32</w:t>
-      </w:r>
-      <w:r>
-        <w:noBreakHyphen/>
-      </w:r>
-      <w:r>
-        <w:t xml:space="preserve">56.) Their theory is sweeping: They claim that decisions about whether and when to update the DES are discretionary judgments about resource allocation, arguing that immunity applies even to “lousy decisions” or abuses of discretion. (R.B., p. 49.) Respondents’ theory fails from the start. The law does not give them discretion to operate the DES in a way that blocks lawful firearm transactions. On the contrary, the Penal Code imposes a mandatory duty to maintain a system that serves as the exclusive means of processing all lawful firearm transfers.</w:t>
+        <w:t xml:space="preserve">Respondents devote much of their brief to arguing that they had no mandatory duty to fix a known DES defect that blocked lawful firearm transfers and that Government Code section 820.2 immunizes their inaction. (R.B., pp. 32-⁠56.) Their theory is sweeping: They claim that decisions about whether and when to update the DES are discretionary judgments about resource allocation, arguing that immunity applies even to “lousy decisions” or abuses of discretion. (R.B., p. 49.) Respondents’ theory fails from the start. The law does not give them discretion to operate the DES in a way that blocks lawful firearm transactions. On the contrary, the Penal Code imposes a mandatory duty to maintain a system that serves as the exclusive means of processing all lawful firearm transfers.</w:t>
       </w:r>
     </w:p>
     <w:p>
@@ -8237,13 +8225,7 @@
         <w:t xml:space="preserve">or 815.6</w:t>
       </w:r>
       <w:r>
-        <w:t xml:space="preserve">. (R.B., pp. 31</w:t>
-      </w:r>
-      <w:r>
-        <w:noBreakHyphen/>
-      </w:r>
-      <w:r>
-        <w:t xml:space="preserve">35.) The argument is wrong. The DOJ was under a “mandatory duty imposed by an enactment that is designed to protect against the risk of a particular kind of injury,” and the DOJ’s refusal to discharge that duty was not an exercise of “reasonable diligence.” (Govt.</w:t>
+        <w:t xml:space="preserve">. (R.B., pp. 31-⁠35.) The argument is wrong. The DOJ was under a “mandatory duty imposed by an enactment that is designed to protect against the risk of a particular kind of injury,” and the DOJ’s refusal to discharge that duty was not an exercise of “reasonable diligence.” (Govt.</w:t>
       </w:r>
       <w:r>
         <w:t xml:space="preserve"> </w:t>
@@ -8257,13 +8239,7 @@
         <w:pStyle w:val="BodyText"/>
       </w:pPr>
       <w:r>
-        <w:t xml:space="preserve">Second, Respondents devote another dozen pages to dismantling a claim that Appellants have never made—that DOJ officials had a statutory duty to add an “Other” option to the DES for long-gun subtypes before SB 118 took effect. (R.B., pp. 35</w:t>
-      </w:r>
-      <w:r>
-        <w:noBreakHyphen/>
-      </w:r>
-      <w:r>
-        <w:t xml:space="preserve">49.) But Appellants never argued that Respondents were required to implement any particular fix, or to do so within any particular timeframe. The real issue is simpler. DOJ officials had a mandatory duty to maintain the DES so that dealers could process all lawful firearm transfers. They knowingly refused to perform that duty, allowing the DES to block transfers of then-lawful Title 1® firearms until the Legislature acted to ban them.</w:t>
+        <w:t xml:space="preserve">Second, Respondents devote another dozen pages to dismantling a claim that Appellants have never made—that DOJ officials had a statutory duty to add an “Other” option to the DES for long-gun subtypes before SB 118 took effect. (R.B., pp. 35-⁠49.) But Appellants never argued that Respondents were required to implement any particular fix, or to do so within any particular timeframe. The real issue is simpler. DOJ officials had a mandatory duty to maintain the DES so that dealers could process all lawful firearm transfers. They knowingly refused to perform that duty, allowing the DES to block transfers of then-lawful Title 1® firearms until the Legislature acted to ban them.</w:t>
       </w:r>
     </w:p>
     <w:p>
@@ -8666,19 +8642,7 @@
         <w:t xml:space="preserve"> </w:t>
       </w:r>
       <w:r>
-        <w:t xml:space="preserve">A.A. III 0289</w:t>
-      </w:r>
-      <w:r>
-        <w:noBreakHyphen/>
-      </w:r>
-      <w:r>
-        <w:t xml:space="preserve">0290; A.A.V 0724</w:t>
-      </w:r>
-      <w:r>
-        <w:noBreakHyphen/>
-      </w:r>
-      <w:r>
-        <w:t xml:space="preserve">0725.) By design, the Legislature left DOJ officials no discretion to configure the DES in a way that blocks otherwise lawful firearm transactions. Respondents’ claim that DES operations are purely discretionary cannot be squared with this structure. Indeed, maintaining the system in a manner that rejects a class of lawful firearms is not a mere policy choice about software design. It is a violation of the statutory mandate to process all lawful transfers.</w:t>
+        <w:t xml:space="preserve">A.A. III 0289-⁠0290; A.A.V 0724-⁠0725.) By design, the Legislature left DOJ officials no discretion to configure the DES in a way that blocks otherwise lawful firearm transactions. Respondents’ claim that DES operations are purely discretionary cannot be squared with this structure. Indeed, maintaining the system in a manner that rejects a class of lawful firearms is not a mere policy choice about software design. It is a violation of the statutory mandate to process all lawful transfers.</w:t>
       </w:r>
     </w:p>
     <w:p>
@@ -8740,13 +8704,7 @@
         <w:pStyle w:val="BodyText"/>
       </w:pPr>
       <w:r>
-        <w:t xml:space="preserve">Respondents argue that neither the DOJ nor its employees owed a duty to FAI to correct the DES defect, relying on the general rule that one “who has not created a peril” has no duty to come to another’s aid absent a “special relationship.” (R.B., pp. 32</w:t>
-      </w:r>
-      <w:r>
-        <w:noBreakHyphen/>
-      </w:r>
-      <w:r>
-        <w:t xml:space="preserve">33, citing</w:t>
+        <w:t xml:space="preserve">Respondents argue that neither the DOJ nor its employees owed a duty to FAI to correct the DES defect, relying on the general rule that one “who has not created a peril” has no duty to come to another’s aid absent a “special relationship.” (R.B., pp. 32-⁠33, citing</w:t>
       </w:r>
       <w:r>
         <w:t xml:space="preserve"> </w:t>
@@ -8776,13 +8734,7 @@
         <w:t xml:space="preserve"> </w:t>
       </w:r>
       <w:r>
-        <w:t xml:space="preserve">(2002) 27 Cal.4th 1112, 1128</w:t>
-      </w:r>
-      <w:r>
-        <w:noBreakHyphen/>
-      </w:r>
-      <w:r>
-        <w:t xml:space="preserve">1129.) That principle has no application here for two reasons. First, DOJ officials did not merely fail to protect FAI from harm caused by others. They created the very peril that caused FAI’s injury. By knowingly allowing the DES to categorically block transfers of then-lawful Title 1® firearms, DOJ officials interfered with FAI’s ability to complete lawful transactions. Having created the risk of harm to FAI, Respondents were obligated to correct the defect they created. Second, Respondents’ statutory and regulatory relationship with firearm dealers gives rise to a “special relationship” that goes beyond any duty owed to the public at large. Respondents have exclusive control over the DES and the infrastructure necessary to process lawful firearm transfers. Dealers cannot lawfully complete a transfer without Respondents’ participation and approval, giving Respondents direct control over the dealers’ ability to conduct business. This combination of dependence and control establishes precisely the kind of “special relationship” that gives rise to a duty to avoid causing foreseeable harm.</w:t>
+        <w:t xml:space="preserve">(2002) 27 Cal.4th 1112, 1128-⁠1129.) That principle has no application here for two reasons. First, DOJ officials did not merely fail to protect FAI from harm caused by others. They created the very peril that caused FAI’s injury. By knowingly allowing the DES to categorically block transfers of then-lawful Title 1® firearms, DOJ officials interfered with FAI’s ability to complete lawful transactions. Having created the risk of harm to FAI, Respondents were obligated to correct the defect they created. Second, Respondents’ statutory and regulatory relationship with firearm dealers gives rise to a “special relationship” that goes beyond any duty owed to the public at large. Respondents have exclusive control over the DES and the infrastructure necessary to process lawful firearm transfers. Dealers cannot lawfully complete a transfer without Respondents’ participation and approval, giving Respondents direct control over the dealers’ ability to conduct business. This combination of dependence and control establishes precisely the kind of “special relationship” that gives rise to a duty to avoid causing foreseeable harm.</w:t>
       </w:r>
     </w:p>
     <w:p>
@@ -8796,13 +8748,7 @@
         <w:t xml:space="preserve"> </w:t>
       </w:r>
       <w:r>
-        <w:t xml:space="preserve">28245, which describes the DOJ’s acts or omission regarding the DES as “discretionary.” (R.B., p. 36</w:t>
-      </w:r>
-      <w:r>
-        <w:noBreakHyphen/>
-      </w:r>
-      <w:r>
-        <w:t xml:space="preserve">37.) To begin with, section</w:t>
+        <w:t xml:space="preserve">28245, which describes the DOJ’s acts or omission regarding the DES as “discretionary.” (R.B., p. 36-⁠37.) To begin with, section</w:t>
       </w:r>
       <w:r>
         <w:t xml:space="preserve"> </w:t>
@@ -9019,13 +8965,7 @@
         <w:t xml:space="preserve"> </w:t>
       </w:r>
       <w:r>
-        <w:t xml:space="preserve">(9th Cir. 2017) 873 F.3d 670, 677</w:t>
-      </w:r>
-      <w:r>
-        <w:noBreakHyphen/>
-      </w:r>
-      <w:r>
-        <w:t xml:space="preserve">678 [en banc] [recognizing that “the core Second Amendment right to keep and bear arms for self-defense ‘wouldn’t mean much” without the ability to acquire arms’”].) When interpreting statutes in this context, courts must be especially cautious not to adopt constructions that allow agencies to invoke “discretion” to obstruct commerce in constitutionally protected goods. Yet Respondents’ reading of section</w:t>
+        <w:t xml:space="preserve">(9th Cir. 2017) 873 F.3d 670, 677-⁠678 [en banc] [recognizing that “the core Second Amendment right to keep and bear arms for self-defense ‘wouldn’t mean much” without the ability to acquire arms’”].) When interpreting statutes in this context, courts must be especially cautious not to adopt constructions that allow agencies to invoke “discretion” to obstruct commerce in constitutionally protected goods. Yet Respondents’ reading of section</w:t>
       </w:r>
       <w:r>
         <w:t xml:space="preserve"> </w:t>
@@ -9039,19 +8979,7 @@
         <w:pStyle w:val="BodyText"/>
       </w:pPr>
       <w:r>
-        <w:t xml:space="preserve">Rather than respond to FAI’s argument, Respondents attempt to dismantle an argument Appellants have never made. They insist the code does not require the DOJ “to modify DES to add an ‘Other’ option after the Title 1 was introduced in October 2019, and before SB 118 banned it.” (R.B., p. 33.) But Respondents’ extended discussion of “discretion” over how to configure the DES misses the point. Appellants never argued that Respondents were required to adopt a particular fix or to implement that fix within a particular timeframe. Appellants’ position has always been that Respondents have a mandatory duty to maintain the DES so it can process all lawful transfers, including Title 1® transfers, while leaving the form of the record to Respondents’ discretion. (A.O.B., pp. 25</w:t>
-      </w:r>
-      <w:r>
-        <w:noBreakHyphen/>
-      </w:r>
-      <w:r>
-        <w:t xml:space="preserve">28; R.B., pp. 37</w:t>
-      </w:r>
-      <w:r>
-        <w:noBreakHyphen/>
-      </w:r>
-      <w:r>
-        <w:t xml:space="preserve">38 [discussing allegations and arguments in the SAC, summary judgment briefing, and Opening Brief].)</w:t>
+        <w:t xml:space="preserve">Rather than respond to FAI’s argument, Respondents attempt to dismantle an argument Appellants have never made. They insist the code does not require the DOJ “to modify DES to add an ‘Other’ option after the Title 1 was introduced in October 2019, and before SB 118 banned it.” (R.B., p. 33.) But Respondents’ extended discussion of “discretion” over how to configure the DES misses the point. Appellants never argued that Respondents were required to adopt a particular fix or to implement that fix within a particular timeframe. Appellants’ position has always been that Respondents have a mandatory duty to maintain the DES so it can process all lawful transfers, including Title 1® transfers, while leaving the form of the record to Respondents’ discretion. (A.O.B., pp. 25-⁠28; R.B., pp. 37-⁠38 [discussing allegations and arguments in the SAC, summary judgment briefing, and Opening Brief].)</w:t>
       </w:r>
     </w:p>
     <w:p>
@@ -9103,13 +9031,7 @@
         <w:t xml:space="preserve"> </w:t>
       </w:r>
       <w:r>
-        <w:t xml:space="preserve">(1920) 46 Cal.App.148 (Ham), for this general rule: “To the extent that [the] performance [of some duty] is unqualifiedly required, it is not discretionary, even though the manner of its performance may be discretionary.” (A.O.B., pp. 26</w:t>
-      </w:r>
-      <w:r>
-        <w:noBreakHyphen/>
-      </w:r>
-      <w:r>
-        <w:t xml:space="preserve">27, discussing</w:t>
+        <w:t xml:space="preserve">(1920) 46 Cal.App.148 (Ham), for this general rule: “To the extent that [the] performance [of some duty] is unqualifiedly required, it is not discretionary, even though the manner of its performance may be discretionary.” (A.O.B., pp. 26-⁠27, discussing</w:t>
       </w:r>
       <w:r>
         <w:t xml:space="preserve"> </w:t>
@@ -9284,13 +9206,7 @@
         <w:t xml:space="preserve"> </w:t>
       </w:r>
       <w:r>
-        <w:t xml:space="preserve">at pp. 793</w:t>
-      </w:r>
-      <w:r>
-        <w:noBreakHyphen/>
-      </w:r>
-      <w:r>
-        <w:t xml:space="preserve">794.) The agency could not invoke “discretion” as an excuse for doing nothing.</w:t>
+        <w:t xml:space="preserve">at pp. 793-⁠794.) The agency could not invoke “discretion” as an excuse for doing nothing.</w:t>
       </w:r>
     </w:p>
     <w:p>
@@ -9659,13 +9575,7 @@
         <w:t xml:space="preserve"> </w:t>
       </w:r>
       <w:r>
-        <w:t xml:space="preserve">(1985) 40 Cal.3d 780, 792</w:t>
-      </w:r>
-      <w:r>
-        <w:noBreakHyphen/>
-      </w:r>
-      <w:r>
-        <w:t xml:space="preserve">793, quoting</w:t>
+        <w:t xml:space="preserve">(1985) 40 Cal.3d 780, 792-⁠793, quoting</w:t>
       </w:r>
       <w:r>
         <w:t xml:space="preserve"> </w:t>
@@ -9722,19 +9632,7 @@
         <w:t xml:space="preserve"> </w:t>
       </w:r>
       <w:r>
-        <w:t xml:space="preserve">(1969) 70 Cal.2d 252, 260.) Having established, as the trial court twice held (A.A.III 289</w:t>
-      </w:r>
-      <w:r>
-        <w:noBreakHyphen/>
-      </w:r>
-      <w:r>
-        <w:t xml:space="preserve">290; A.A.V 724</w:t>
-      </w:r>
-      <w:r>
-        <w:noBreakHyphen/>
-      </w:r>
-      <w:r>
-        <w:t xml:space="preserve">725), that Respondents’ duty to maintain an operable DES that processes all lawful firearm transfers is ministerial and mandatory, it is clear that Respondents’ reliance on Government</w:t>
+        <w:t xml:space="preserve">(1969) 70 Cal.2d 252, 260.) Having established, as the trial court twice held (A.A.III 289-⁠290; A.A.V 724-⁠725), that Respondents’ duty to maintain an operable DES that processes all lawful firearm transfers is ministerial and mandatory, it is clear that Respondents’ reliance on Government</w:t>
       </w:r>
       <w:r>
         <w:t xml:space="preserve"> </w:t>
@@ -9775,13 +9673,7 @@
         <w:t xml:space="preserve"> </w:t>
       </w:r>
       <w:r>
-        <w:t xml:space="preserve">(1968) 69 Cal.2d 782, 793</w:t>
-      </w:r>
-      <w:r>
-        <w:noBreakHyphen/>
-      </w:r>
-      <w:r>
-        <w:t xml:space="preserve">794 (</w:t>
+        <w:t xml:space="preserve">(1968) 69 Cal.2d 782, 793-⁠794 (</w:t>
       </w:r>
       <w:r>
         <w:rPr>
@@ -9824,13 +9716,7 @@
         <w:t xml:space="preserve"> </w:t>
       </w:r>
       <w:r>
-        <w:t xml:space="preserve">(2000) 24 Cal.4th 676, 684</w:t>
-      </w:r>
-      <w:r>
-        <w:noBreakHyphen/>
-      </w:r>
-      <w:r>
-        <w:t xml:space="preserve">685.) Immunity covers only high-level policy choices, not the routine implementation of established policy. (</w:t>
+        <w:t xml:space="preserve">(2000) 24 Cal.4th 676, 684-⁠685.) Immunity covers only high-level policy choices, not the routine implementation of established policy. (</w:t>
       </w:r>
       <w:r>
         <w:rPr>
@@ -9869,13 +9755,7 @@
         <w:t xml:space="preserve">supra</w:t>
       </w:r>
       <w:r>
-        <w:t xml:space="preserve">, 69 Cal.2d at p. 793</w:t>
-      </w:r>
-      <w:r>
-        <w:noBreakHyphen/>
-      </w:r>
-      <w:r>
-        <w:t xml:space="preserve">794.)</w:t>
+        <w:t xml:space="preserve">, 69 Cal.2d at p. 793-⁠794.)</w:t>
       </w:r>
       <w:r>
         <w:rPr>
@@ -9968,13 +9848,7 @@
         <w:pStyle w:val="BodyText"/>
       </w:pPr>
       <w:r>
-        <w:t xml:space="preserve">None of Respondents’ other examples of cases where discretionary immunity attached involved a mandatory duty to act. (R.B., pp. 50</w:t>
-      </w:r>
-      <w:r>
-        <w:noBreakHyphen/>
-      </w:r>
-      <w:r>
-        <w:t xml:space="preserve">52 [collecting cases].) Those cases are inapt. Like</w:t>
+        <w:t xml:space="preserve">None of Respondents’ other examples of cases where discretionary immunity attached involved a mandatory duty to act. (R.B., pp. 50-⁠52 [collecting cases].) Those cases are inapt. Like</w:t>
       </w:r>
       <w:r>
         <w:t xml:space="preserve"> </w:t>
@@ -10107,13 +9981,7 @@
         <w:t xml:space="preserve"> </w:t>
       </w:r>
       <w:r>
-        <w:t xml:space="preserve">(1986) 180 Cal.App.3d 836, 848</w:t>
-      </w:r>
-      <w:r>
-        <w:noBreakHyphen/>
-      </w:r>
-      <w:r>
-        <w:t xml:space="preserve">850, and</w:t>
+        <w:t xml:space="preserve">(1986) 180 Cal.App.3d 836, 848-⁠850, and</w:t>
       </w:r>
       <w:r>
         <w:t xml:space="preserve"> </w:t>
@@ -10173,13 +10041,7 @@
         <w:t xml:space="preserve"> </w:t>
       </w:r>
       <w:r>
-        <w:t xml:space="preserve">(1977) 74 Cal.App.3d 583, 589</w:t>
-      </w:r>
-      <w:r>
-        <w:noBreakHyphen/>
-      </w:r>
-      <w:r>
-        <w:t xml:space="preserve">590, the court recognized that the law did not require the Attorney General to investigate or take any action at all against unregistered health plans. In short, none of these cases supports immunity where, as here, a public agency was statutorily required to act and refused.</w:t>
+        <w:t xml:space="preserve">(1977) 74 Cal.App.3d 583, 589-⁠590, the court recognized that the law did not require the Attorney General to investigate or take any action at all against unregistered health plans. In short, none of these cases supports immunity where, as here, a public agency was statutorily required to act and refused.</w:t>
       </w:r>
     </w:p>
     <w:p>
@@ -10187,13 +10049,7 @@
         <w:pStyle w:val="BodyText"/>
       </w:pPr>
       <w:r>
-        <w:t xml:space="preserve">Still, Respondents rely heavily on Director Mendoza’s claims that DOJ officials considered various options to fix the DES defect and “engage[d] in the balancing of multiple factors and weighing of competing priorities.” (R.B., pp. 52</w:t>
-      </w:r>
-      <w:r>
-        <w:noBreakHyphen/>
-      </w:r>
-      <w:r>
-        <w:t xml:space="preserve">54.) FAI does not challenge Respondents’ internal deliberations or the quality of their judgment. That is beside the point. Even a “careful” or “deliberate” decision to violate a mandatory legal obligation is not immune. The issue here is not whether Respondents engaged in a decision-making process or whether their decisions were reasonable, but whether the decision they reached—to do nothing for nearly two years while the DES blocked lawful transfers of FAI’s Title 1®—was legally authorized in the first place. It was not.</w:t>
+        <w:t xml:space="preserve">Still, Respondents rely heavily on Director Mendoza’s claims that DOJ officials considered various options to fix the DES defect and “engage[d] in the balancing of multiple factors and weighing of competing priorities.” (R.B., pp. 52-⁠54.) FAI does not challenge Respondents’ internal deliberations or the quality of their judgment. That is beside the point. Even a “careful” or “deliberate” decision to violate a mandatory legal obligation is not immune. The issue here is not whether Respondents engaged in a decision-making process or whether their decisions were reasonable, but whether the decision they reached—to do nothing for nearly two years while the DES blocked lawful transfers of FAI’s Title 1®—was legally authorized in the first place. It was not.</w:t>
       </w:r>
     </w:p>
     <w:p>
@@ -10201,79 +10057,7 @@
         <w:pStyle w:val="BodyText"/>
       </w:pPr>
       <w:r>
-        <w:t xml:space="preserve">To the extent Appellants’ Opening Brief discusses the disputed facts about Respondents’ “decision-making process,” it was not to argue that their “decisions as to the timing of the DES modification were incorrect.” (R.B., p. 55.) It was simply to rebut Respondents’ post hoc justification that the delay resulted from “competing priorities.” As Appellants’ summary judgment opposition explained, and internal documents and testimony confirmed, Respondents had developed a fix, knew it was needed, and affirmatively chose not to deploy it. (A.A.VI 0990</w:t>
-      </w:r>
-      <w:r>
-        <w:noBreakHyphen/>
-      </w:r>
-      <w:r>
-        <w:t xml:space="preserve">0991, citing A.A.VI 1057</w:t>
-      </w:r>
-      <w:r>
-        <w:noBreakHyphen/>
-      </w:r>
-      <w:r>
-        <w:t xml:space="preserve">1058; A.A.VI 1000, citing A.A.VI 856</w:t>
-      </w:r>
-      <w:r>
-        <w:noBreakHyphen/>
-      </w:r>
-      <w:r>
-        <w:t xml:space="preserve">857, 860</w:t>
-      </w:r>
-      <w:r>
-        <w:noBreakHyphen/>
-      </w:r>
-      <w:r>
-        <w:t xml:space="preserve">861, 864</w:t>
-      </w:r>
-      <w:r>
-        <w:noBreakHyphen/>
-      </w:r>
-      <w:r>
-        <w:t xml:space="preserve">865, 868</w:t>
-      </w:r>
-      <w:r>
-        <w:noBreakHyphen/>
-      </w:r>
-      <w:r>
-        <w:t xml:space="preserve">873, 8760877, 880</w:t>
-      </w:r>
-      <w:r>
-        <w:noBreakHyphen/>
-      </w:r>
-      <w:r>
-        <w:t xml:space="preserve">881, 883; A.A.VI 1001</w:t>
-      </w:r>
-      <w:r>
-        <w:noBreakHyphen/>
-      </w:r>
-      <w:r>
-        <w:t xml:space="preserve">1002 [citing evidence]; A.A.X 1311, 1318</w:t>
-      </w:r>
-      <w:r>
-        <w:noBreakHyphen/>
-      </w:r>
-      <w:r>
-        <w:t xml:space="preserve">1319, 1354</w:t>
-      </w:r>
-      <w:r>
-        <w:noBreakHyphen/>
-      </w:r>
-      <w:r>
-        <w:t xml:space="preserve">1358, A.A.XVII 1768, 1770</w:t>
-      </w:r>
-      <w:r>
-        <w:noBreakHyphen/>
-      </w:r>
-      <w:r>
-        <w:t xml:space="preserve">1773, 1778</w:t>
-      </w:r>
-      <w:r>
-        <w:noBreakHyphen/>
-      </w:r>
-      <w:r>
-        <w:t xml:space="preserve">1780. See also Appellants’ Req. Jud. Notice (“RJN”), Ex. B.) That evidentiary showing raised, at a minimum, a triable issue of fact as to whether the delay was the product of legitimate policy discretion or a deliberate effort to suppress a lawful product. That question was not properly resolved on summary judgment. And even if it were, no amount of internal deliberation can convert a refusal to discharge a mandatory duty into a protected policy choice.</w:t>
+        <w:t xml:space="preserve">To the extent Appellants’ Opening Brief discusses the disputed facts about Respondents’ “decision-making process,” it was not to argue that their “decisions as to the timing of the DES modification were incorrect.” (R.B., p. 55.) It was simply to rebut Respondents’ post hoc justification that the delay resulted from “competing priorities.” As Appellants’ summary judgment opposition explained, and internal documents and testimony confirmed, Respondents had developed a fix, knew it was needed, and affirmatively chose not to deploy it. (A.A.VI 0990-⁠0991, citing A.A.VI 1057-⁠1058; A.A.VI 1000, citing A.A.VI 856-⁠857, 860-⁠861, 864-⁠865, 868-⁠873, 8760877, 880-⁠881, 883; A.A.VI 1001-⁠1002 [citing evidence]; A.A.X 1311, 1318-⁠1319, 1354-⁠1358, A.A.XVII 1768, 1770-⁠1773, 1778-⁠1780. See also Appellants’ Req. Jud. Notice (“RJN”), Ex. B.) That evidentiary showing raised, at a minimum, a triable issue of fact as to whether the delay was the product of legitimate policy discretion or a deliberate effort to suppress a lawful product. That question was not properly resolved on summary judgment. And even if it were, no amount of internal deliberation can convert a refusal to discharge a mandatory duty into a protected policy choice.</w:t>
       </w:r>
     </w:p>
     <w:p>
@@ -10577,13 +10361,7 @@
         <w:pStyle w:val="BodyText"/>
       </w:pPr>
       <w:r>
-        <w:t xml:space="preserve">Respondents contend that no valid contract existed because FAI’s pre-order deposits were refundable, the customers were not obligated to complete their purchase, and shipment of the firearms was contingent on completion of the full sale. (R.B., pp. 56</w:t>
-      </w:r>
-      <w:r>
-        <w:noBreakHyphen/>
-      </w:r>
-      <w:r>
-        <w:t xml:space="preserve">57.) This caricature of the record fails legally and factually.</w:t>
+        <w:t xml:space="preserve">Respondents contend that no valid contract existed because FAI’s pre-order deposits were refundable, the customers were not obligated to complete their purchase, and shipment of the firearms was contingent on completion of the full sale. (R.B., pp. 56-⁠57.) This caricature of the record fails legally and factually.</w:t>
       </w:r>
     </w:p>
     <w:p>
@@ -10651,25 +10429,7 @@
         <w:pStyle w:val="BodyTextNote"/>
       </w:pPr>
       <w:r>
-        <w:t xml:space="preserve">Here, roughly 35,000 customers paid earnest money deposits to secure the right to purchase a Title 1® firearm, ranging from $5 to the full purchase price of $944.99. (A.A.VI 999, citing A.A.VI 1080, 1103</w:t>
-      </w:r>
-      <w:r>
-        <w:noBreakHyphen/>
-      </w:r>
-      <w:r>
-        <w:t xml:space="preserve">1104.) That deposit was legal consideration. FAI, in turn, promised to fulfill those orders once the DOJ removed the unlawful barrier to doing so. (A.A.VI 1021, citing A.A. VI 1080, A.A.XVI 1704</w:t>
-      </w:r>
-      <w:r>
-        <w:noBreakHyphen/>
-      </w:r>
-      <w:r>
-        <w:t xml:space="preserve">1705, 17710</w:t>
-      </w:r>
-      <w:r>
-        <w:noBreakHyphen/>
-      </w:r>
-      <w:r>
-        <w:t xml:space="preserve">1711, A.A.XVII 1720.)</w:t>
+        <w:t xml:space="preserve">Here, roughly 35,000 customers paid earnest money deposits to secure the right to purchase a Title 1® firearm, ranging from $5 to the full purchase price of $944.99. (A.A.VI 999, citing A.A.VI 1080, 1103-⁠1104.) That deposit was legal consideration. FAI, in turn, promised to fulfill those orders once the DOJ removed the unlawful barrier to doing so. (A.A.VI 1021, citing A.A. VI 1080, A.A.XVI 1704-⁠1705, 17710-⁠1711, A.A.XVII 1720.)</w:t>
       </w:r>
       <w:r>
         <w:rPr>
@@ -10787,13 +10547,7 @@
         <w:pStyle w:val="BodyText"/>
       </w:pPr>
       <w:r>
-        <w:t xml:space="preserve">(Id. at pp. 423</w:t>
-      </w:r>
-      <w:r>
-        <w:noBreakHyphen/>
-      </w:r>
-      <w:r>
-        <w:t xml:space="preserve">424, quoting</w:t>
+        <w:t xml:space="preserve">(Id. at pp. 423-⁠424, quoting</w:t>
       </w:r>
       <w:r>
         <w:t xml:space="preserve"> </w:t>
@@ -10839,13 +10593,7 @@
         <w:pStyle w:val="BodyText"/>
       </w:pPr>
       <w:r>
-        <w:t xml:space="preserve">Finally, even if Respondents were correct that the contracts were somehow insufficient to support a claim for interference with contractual relations, FAI also pled interference with prospective economic advantage. (A.A.II 150</w:t>
-      </w:r>
-      <w:r>
-        <w:noBreakHyphen/>
-      </w:r>
-      <w:r>
-        <w:t xml:space="preserve">153.) That tort requires only “an economic relationship that contains the probability of future economic benefit.” (</w:t>
+        <w:t xml:space="preserve">Finally, even if Respondents were correct that the contracts were somehow insufficient to support a claim for interference with contractual relations, FAI also pled interference with prospective economic advantage. (A.A.II 150-⁠153.) That tort requires only “an economic relationship that contains the probability of future economic benefit.” (</w:t>
       </w:r>
       <w:r>
         <w:rPr>
@@ -11078,13 +10826,7 @@
         <w:pStyle w:val="BodyText"/>
       </w:pPr>
       <w:r>
-        <w:t xml:space="preserve">Respondents next claim that no “intentional act” occurred because the DES drop-down menu predated Title 1® and Respondents’ failure to take any action to correct the DES defect That is wrong twice over. (R.B., pp. 57</w:t>
-      </w:r>
-      <w:r>
-        <w:noBreakHyphen/>
-      </w:r>
-      <w:r>
-        <w:t xml:space="preserve">58.)</w:t>
+        <w:t xml:space="preserve">Respondents next claim that no “intentional act” occurred because the DES drop-down menu predated Title 1® and Respondents’ failure to take any action to correct the DES defect That is wrong twice over. (R.B., pp. 57-⁠58.)</w:t>
       </w:r>
     </w:p>
     <w:p>
@@ -11122,13 +10864,7 @@
         <w:t xml:space="preserve"> </w:t>
       </w:r>
       <w:r>
-        <w:t xml:space="preserve">(D.C. Cir. 2015) 107 F.Supp.3rd 174, 182</w:t>
-      </w:r>
-      <w:r>
-        <w:noBreakHyphen/>
-      </w:r>
-      <w:r>
-        <w:t xml:space="preserve">183 (</w:t>
+        <w:t xml:space="preserve">(D.C. Cir. 2015) 107 F.Supp.3rd 174, 182-⁠183 (</w:t>
       </w:r>
       <w:r>
         <w:rPr>
@@ -11154,19 +10890,7 @@
         <w:t xml:space="preserve"> </w:t>
       </w:r>
       <w:r>
-        <w:t xml:space="preserve">(D.C. Cir. 2017)850 F.3d 461, 467.) But here, the interference occurred when FAI sought to conduct business, not when the DES was first coded. By October 2019, FAI had launched the Title 1®, and Respondents knew of its existence. (A.A.VI 1019</w:t>
-      </w:r>
-      <w:r>
-        <w:noBreakHyphen/>
-      </w:r>
-      <w:r>
-        <w:t xml:space="preserve">1020 [citing evidence].) FAI had also expressly notified Respondents that the DES, as configured, could not process the transfer of these legal firearms. (A.A.V 1020, citing A.A.VI 1035, 1037</w:t>
-      </w:r>
-      <w:r>
-        <w:noBreakHyphen/>
-      </w:r>
-      <w:r>
-        <w:t xml:space="preserve">1043.) At that point, Respondents made an affirmative decision to refuse to modify the DES and thereby to block the lawful transfer of FAI’s Title 1s®. As the trial court held:</w:t>
+        <w:t xml:space="preserve">(D.C. Cir. 2017)850 F.3d 461, 467.) But here, the interference occurred when FAI sought to conduct business, not when the DES was first coded. By October 2019, FAI had launched the Title 1®, and Respondents knew of its existence. (A.A.VI 1019-⁠1020 [citing evidence].) FAI had also expressly notified Respondents that the DES, as configured, could not process the transfer of these legal firearms. (A.A.V 1020, citing A.A.VI 1035, 1037-⁠1043.) At that point, Respondents made an affirmative decision to refuse to modify the DES and thereby to block the lawful transfer of FAI’s Title 1s®. As the trial court held:</w:t>
       </w:r>
     </w:p>
     <w:p>
@@ -11190,13 +10914,7 @@
         <w:pStyle w:val="BodyText"/>
       </w:pPr>
       <w:r>
-        <w:t xml:space="preserve">Still, Respondents claim that their inaction cannot be considered an intentional act of interference. (R.B., p. 58.) But the only authority Respondents cite is a federal district case from Washington, D.C. (R.B., pp. 57</w:t>
-      </w:r>
-      <w:r>
-        <w:noBreakHyphen/>
-      </w:r>
-      <w:r>
-        <w:t xml:space="preserve">58, citing</w:t>
+        <w:t xml:space="preserve">Still, Respondents claim that their inaction cannot be considered an intentional act of interference. (R.B., p. 58.) But the only authority Respondents cite is a federal district case from Washington, D.C. (R.B., pp. 57-⁠58, citing</w:t>
       </w:r>
       <w:r>
         <w:t xml:space="preserve"> </w:t>
@@ -11222,13 +10940,7 @@
         <w:t xml:space="preserve">supra</w:t>
       </w:r>
       <w:r>
-        <w:t xml:space="preserve">, 107 F. Supp.3d at pp. 182</w:t>
-      </w:r>
-      <w:r>
-        <w:noBreakHyphen/>
-      </w:r>
-      <w:r>
-        <w:t xml:space="preserve">183.) FAI knows of no California authority holding that a deliberate refusal to act cannot qualify as an “intentional act” for purposes of an intentional interference with contract claim. And some jurisdictions have expressly held that it can be. (See, e.g.,</w:t>
+        <w:t xml:space="preserve">, 107 F. Supp.3d at pp. 182-⁠183.) FAI knows of no California authority holding that a deliberate refusal to act cannot qualify as an “intentional act” for purposes of an intentional interference with contract claim. And some jurisdictions have expressly held that it can be. (See, e.g.,</w:t>
       </w:r>
       <w:r>
         <w:t xml:space="preserve"> </w:t>
@@ -11266,13 +10978,7 @@
         <w:pStyle w:val="BodyText"/>
       </w:pPr>
       <w:r>
-        <w:t xml:space="preserve">Regardless, FAI does “not merely allege that DOJ sat idly by while certain consumers were unable to purchase Title 1 firearms.” (A.A.V 723.) Instead, they argue that Respondents “intentionally excluded Title 1 firearms from DES to delay their transfer until the Legislature could pass SB 118.” (A.A.V 723.) As the trial court held, this “sufficiently constitutes an intentional act.” (A.A.V 723.) What’s more, FAI established facts tending to prove that is exactly what Respondents did. The record shows that Respondents were working on a DES enhancement that would have allowed Title 1s® to be transferred in early 2020. (A.A.V 1012 [citing evidence]; A.A.V 1021</w:t>
-      </w:r>
-      <w:r>
-        <w:noBreakHyphen/>
-      </w:r>
-      <w:r>
-        <w:t xml:space="preserve">1022 [citing evidence].) The DOJ had virtually completed that fix. (A.A.V. 1022 [citing evidence].</w:t>
+        <w:t xml:space="preserve">Regardless, FAI does “not merely allege that DOJ sat idly by while certain consumers were unable to purchase Title 1 firearms.” (A.A.V 723.) Instead, they argue that Respondents “intentionally excluded Title 1 firearms from DES to delay their transfer until the Legislature could pass SB 118.” (A.A.V 723.) As the trial court held, this “sufficiently constitutes an intentional act.” (A.A.V 723.) What’s more, FAI established facts tending to prove that is exactly what Respondents did. The record shows that Respondents were working on a DES enhancement that would have allowed Title 1s® to be transferred in early 2020. (A.A.V 1012 [citing evidence]; A.A.V 1021-⁠1022 [citing evidence].) The DOJ had virtually completed that fix. (A.A.V. 1022 [citing evidence].</w:t>
       </w:r>
       <w:r>
         <w:t xml:space="preserve"> </w:t>
@@ -11288,19 +10994,7 @@
         <w:t xml:space="preserve"> </w:t>
       </w:r>
       <w:r>
-        <w:t xml:space="preserve">RJN, Ex. B.) Yet rather than implement that fix, which only took months to complete, the DOJ stalled it until SB 118 could pass. (A.A.V 1022</w:t>
-      </w:r>
-      <w:r>
-        <w:noBreakHyphen/>
-      </w:r>
-      <w:r>
-        <w:t xml:space="preserve">1024 [citing evidence].) The undisputed timeline, combined with the unorthodox process by which SB 118 was proposed and adopted (see A.A.V 1022</w:t>
-      </w:r>
-      <w:r>
-        <w:noBreakHyphen/>
-      </w:r>
-      <w:r>
-        <w:t xml:space="preserve">1024 [citing evidence]), establishes that Respondents intentionally delayed the fix until SB 118 could take effect, preventing centerfire Title 1® transfers from ever being completed. Respondents may dispute that conclusion. But, at a minimum, that means there is a dispute over whether Respondents deliberately delayed fixing the DES to block lawful transfers of FAI legal firearms, making summary judgment improper.</w:t>
+        <w:t xml:space="preserve">RJN, Ex. B.) Yet rather than implement that fix, which only took months to complete, the DOJ stalled it until SB 118 could pass. (A.A.V 1022-⁠1024 [citing evidence].) The undisputed timeline, combined with the unorthodox process by which SB 118 was proposed and adopted (see A.A.V 1022-⁠1024 [citing evidence]), establishes that Respondents intentionally delayed the fix until SB 118 could take effect, preventing centerfire Title 1® transfers from ever being completed. Respondents may dispute that conclusion. But, at a minimum, that means there is a dispute over whether Respondents deliberately delayed fixing the DES to block lawful transfers of FAI legal firearms, making summary judgment improper.</w:t>
       </w:r>
     </w:p>
     <w:p>
@@ -11495,13 +11189,7 @@
         <w:pStyle w:val="BodyText"/>
       </w:pPr>
       <w:r>
-        <w:t xml:space="preserve">Respondents insist, however, that FAI cannot prove this element because no statute expressly required them to modify the DES. (R.B., pp. 59</w:t>
-      </w:r>
-      <w:r>
-        <w:noBreakHyphen/>
-      </w:r>
-      <w:r>
-        <w:t xml:space="preserve">60.) The argument misses the point. Interference liability does not turn on the existence of a mandatory duty. It turns on whether Respondents engaged in conduct that is unlawful by some measure other than the interference itself. (</w:t>
+        <w:t xml:space="preserve">Respondents insist, however, that FAI cannot prove this element because no statute expressly required them to modify the DES. (R.B., pp. 59-⁠60.) The argument misses the point. Interference liability does not turn on the existence of a mandatory duty. It turns on whether Respondents engaged in conduct that is unlawful by some measure other than the interference itself. (</w:t>
       </w:r>
       <w:r>
         <w:rPr>
@@ -11873,13 +11561,7 @@
         <w:t xml:space="preserve">Roy Allan</w:t>
       </w:r>
       <w:r>
-        <w:t xml:space="preserve">, claiming that courts should hesitate to expand interference liability in regulated industries. (R.B., pp. 60</w:t>
-      </w:r>
-      <w:r>
-        <w:noBreakHyphen/>
-      </w:r>
-      <w:r>
-        <w:t xml:space="preserve">61.) The argument must fail. In</w:t>
+        <w:t xml:space="preserve">, claiming that courts should hesitate to expand interference liability in regulated industries. (R.B., pp. 60-⁠61.) The argument must fail. In</w:t>
       </w:r>
       <w:r>
         <w:t xml:space="preserve"> </w:t>
@@ -11892,13 +11574,7 @@
         <w:t xml:space="preserve">Roy Allan</w:t>
       </w:r>
       <w:r>
-        <w:t xml:space="preserve">, the California Supreme Court declined to extend interference liability into the uniquely specialized field of public works bidding. (2 Cal.5th at pp. 520</w:t>
-      </w:r>
-      <w:r>
-        <w:noBreakHyphen/>
-      </w:r>
-      <w:r>
-        <w:t xml:space="preserve">521.) It did so because an extensive statutory scheme already governs remedies and bidders have no expectation of contract because “public entities retain[] broad discretion to reject all bids.” (</w:t>
+        <w:t xml:space="preserve">, the California Supreme Court declined to extend interference liability into the uniquely specialized field of public works bidding. (2 Cal.5th at pp. 520-⁠521.) It did so because an extensive statutory scheme already governs remedies and bidders have no expectation of contract because “public entities retain[] broad discretion to reject all bids.” (</w:t>
       </w:r>
       <w:r>
         <w:rPr>
@@ -11924,13 +11600,7 @@
         <w:t xml:space="preserve"> </w:t>
       </w:r>
       <w:r>
-        <w:t xml:space="preserve">at p. 516</w:t>
-      </w:r>
-      <w:r>
-        <w:noBreakHyphen/>
-      </w:r>
-      <w:r>
-        <w:t xml:space="preserve">517.)</w:t>
+        <w:t xml:space="preserve">at p. 516-⁠517.)</w:t>
       </w:r>
     </w:p>
     <w:p>
@@ -12432,19 +12102,7 @@
         <w:pStyle w:val="BodyText"/>
       </w:pPr>
       <w:r>
-        <w:t xml:space="preserve">Respondents contend that “[t]he first and second causes of action were dismissed per the court’s January 27, 2022, order granting respondents’ motion to dismiss,” and that “Appellants incorrectly reference the trial court’s order sustaining the demurrer to the first amended complaint (FAC) with leave to amend.” (R.B., p. 62, citing A.A.I 110</w:t>
-      </w:r>
-      <w:r>
-        <w:noBreakHyphen/>
-      </w:r>
-      <w:r>
-        <w:t xml:space="preserve">118, A.A.V 491</w:t>
-      </w:r>
-      <w:r>
-        <w:noBreakHyphen/>
-      </w:r>
-      <w:r>
-        <w:t xml:space="preserve">501.) Once again, Respondents attempt to reframe the issues Appellants are pursuing (and not pursuing) on appeal to knock down arguments they wish Appellants were making.</w:t>
+        <w:t xml:space="preserve">Respondents contend that “[t]he first and second causes of action were dismissed per the court’s January 27, 2022, order granting respondents’ motion to dismiss,” and that “Appellants incorrectly reference the trial court’s order sustaining the demurrer to the first amended complaint (FAC) with leave to amend.” (R.B., p. 62, citing A.A.I 110-⁠118, A.A.V 491-⁠501.) Once again, Respondents attempt to reframe the issues Appellants are pursuing (and not pursuing) on appeal to knock down arguments they wish Appellants were making.</w:t>
       </w:r>
     </w:p>
     <w:p>
@@ -12576,25 +12234,7 @@
         <w:pStyle w:val="BodyText"/>
       </w:pPr>
       <w:r>
-        <w:t xml:space="preserve">This is exactly what happened here. Appellants amended only to add allegations about rimfire Title 1s® and other firearms with undefined subtypes. They deliberately retained the centerfire Title 1® portions of the first and second claims to preserve appellate review. (A.A.II 145</w:t>
-      </w:r>
-      <w:r>
-        <w:noBreakHyphen/>
-      </w:r>
-      <w:r>
-        <w:t xml:space="preserve">149; A.A.III 250</w:t>
-      </w:r>
-      <w:r>
-        <w:noBreakHyphen/>
-      </w:r>
-      <w:r>
-        <w:t xml:space="preserve">251. See also Mot. Augment Record with Feb. 25, 2021 Rptr’s Tr.) Respondents themselves objected that it was improper to keep those claims in the SAC, arguing that the trial court had already disposed of them in the first demurrer. (Feb. 25, 2021 Rptr’s Tr., pp. 5:21</w:t>
-      </w:r>
-      <w:r>
-        <w:noBreakHyphen/>
-      </w:r>
-      <w:r>
-        <w:t xml:space="preserve">6:5.) The trial court rejected the argument, recognizing that Appellants needed to include the centerfire claims “to be able to appeal [the trial court’s] previous ruling.” (</w:t>
+        <w:t xml:space="preserve">This is exactly what happened here. Appellants amended only to add allegations about rimfire Title 1s® and other firearms with undefined subtypes. They deliberately retained the centerfire Title 1® portions of the first and second claims to preserve appellate review. (A.A.II 145-⁠149; A.A.III 250-⁠251. See also Mot. Augment Record with Feb. 25, 2021 Rptr’s Tr.) Respondents themselves objected that it was improper to keep those claims in the SAC, arguing that the trial court had already disposed of them in the first demurrer. (Feb. 25, 2021 Rptr’s Tr., pp. 5:21-⁠6:5.) The trial court rejected the argument, recognizing that Appellants needed to include the centerfire claims “to be able to appeal [the trial court’s] previous ruling.” (</w:t>
       </w:r>
       <w:r>
         <w:rPr>
@@ -12604,19 +12244,7 @@
         <w:t xml:space="preserve">Id.</w:t>
       </w:r>
       <w:r>
-        <w:t xml:space="preserve">, p. 7:4</w:t>
-      </w:r>
-      <w:r>
-        <w:noBreakHyphen/>
-      </w:r>
-      <w:r>
-        <w:t xml:space="preserve">11.) Both parties, understanding that the claims remained simply to preserve the record for appeal, “agreed not to relitigate the issue” below. (A.A.III 250</w:t>
-      </w:r>
-      <w:r>
-        <w:noBreakHyphen/>
-      </w:r>
-      <w:r>
-        <w:t xml:space="preserve">251.) And Respondents never again moved against those portions of the complaint. In short, Appellants stood on their complaint as to the centerfire Title 1® claims, preserving the issues for appeal.</w:t>
+        <w:t xml:space="preserve">, p. 7:4-⁠11.) Both parties, understanding that the claims remained simply to preserve the record for appeal, “agreed not to relitigate the issue” below. (A.A.III 250-⁠251.) And Respondents never again moved against those portions of the complaint. In short, Appellants stood on their complaint as to the centerfire Title 1® claims, preserving the issues for appeal.</w:t>
       </w:r>
     </w:p>
     <w:p>
@@ -12654,19 +12282,7 @@
         <w:t xml:space="preserve"> </w:t>
       </w:r>
       <w:r>
-        <w:t xml:space="preserve">(1974) 11 Cal.3d 1, 19.) Here, the only reasoning that could support dismissal of the centerfire Title 1® theories appears in the 2021 demurrer ruling. The later 2022 dismissal relied on mootness resulting from the DES enhancement adding the “Other” option—an issue that concerned only the rimfire Title 1® and other firearms with undefined subtypes that remained lawful after SB 118. The centerfire Title 1® claims were different. Simply adding “Other” to the dropdown could not provide relief from Respondents’ past misconduct once the Legislature designated centerfire Title 1® firearms as “assault weapons.” Appellants required equitable relief restoring the status quo ante, allowing FAI to complete the lawful transfers that were pending when SB 118 took effect (and would have been completed but for Respondents’ unlawful conduct). (A.A.II 145</w:t>
-      </w:r>
-      <w:r>
-        <w:noBreakHyphen/>
-      </w:r>
-      <w:r>
-        <w:t xml:space="preserve">149, 160</w:t>
-      </w:r>
-      <w:r>
-        <w:noBreakHyphen/>
-      </w:r>
-      <w:r>
-        <w:t xml:space="preserve">163.)</w:t>
+        <w:t xml:space="preserve">(1974) 11 Cal.3d 1, 19.) Here, the only reasoning that could support dismissal of the centerfire Title 1® theories appears in the 2021 demurrer ruling. The later 2022 dismissal relied on mootness resulting from the DES enhancement adding the “Other” option—an issue that concerned only the rimfire Title 1® and other firearms with undefined subtypes that remained lawful after SB 118. The centerfire Title 1® claims were different. Simply adding “Other” to the dropdown could not provide relief from Respondents’ past misconduct once the Legislature designated centerfire Title 1® firearms as “assault weapons.” Appellants required equitable relief restoring the status quo ante, allowing FAI to complete the lawful transfers that were pending when SB 118 took effect (and would have been completed but for Respondents’ unlawful conduct). (A.A.II 145-⁠149, 160-⁠163.)</w:t>
       </w:r>
     </w:p>
     <w:p>
@@ -12674,13 +12290,7 @@
         <w:pStyle w:val="BodyTextNote"/>
       </w:pPr>
       <w:r>
-        <w:t xml:space="preserve">The January 2021 demurrer order squarely addressed (and rejected) FAI’s theory that Respondents had a mandatory duty to maintain a DES capable of processing centerfire Title 1®s and that SB 118’s passage did not eliminate the court’s ability to fashion a remedy. (A.A.I 114</w:t>
-      </w:r>
-      <w:r>
-        <w:noBreakHyphen/>
-      </w:r>
-      <w:r>
-        <w:t xml:space="preserve">115.)</w:t>
+        <w:t xml:space="preserve">The January 2021 demurrer order squarely addressed (and rejected) FAI’s theory that Respondents had a mandatory duty to maintain a DES capable of processing centerfire Title 1®s and that SB 118’s passage did not eliminate the court’s ability to fashion a remedy. (A.A.I 114-⁠115.)</w:t>
       </w:r>
       <w:r>
         <w:rPr>
@@ -13052,13 +12662,7 @@
         <w:pStyle w:val="BodyText"/>
       </w:pPr>
       <w:r>
-        <w:t xml:space="preserve">Respondents finally argue that SB 118 rendered Appellants’ due process claims moot because, once enacted, the statute banned centerfire Title 1® firearms outright. (R.B., pp. 65</w:t>
-      </w:r>
-      <w:r>
-        <w:noBreakHyphen/>
-      </w:r>
-      <w:r>
-        <w:t xml:space="preserve">67.) But this argument is both factually and legally flawed. It disregards the equitable nature of Appellants’ requested relief, misstates the scope of the due process claims, and ignores well-settled law preserving courts’ authority to remedy government misconduct even where later legislation complicates the picture.</w:t>
+        <w:t xml:space="preserve">Respondents finally argue that SB 118 rendered Appellants’ due process claims moot because, once enacted, the statute banned centerfire Title 1® firearms outright. (R.B., pp. 65-⁠67.) But this argument is both factually and legally flawed. It disregards the equitable nature of Appellants’ requested relief, misstates the scope of the due process claims, and ignores well-settled law preserving courts’ authority to remedy government misconduct even where later legislation complicates the picture.</w:t>
       </w:r>
     </w:p>
     <w:p>
@@ -13110,13 +12714,7 @@
         <w:t xml:space="preserve"> </w:t>
       </w:r>
       <w:r>
-        <w:t xml:space="preserve">(1970) 3 Cal.3d 462, 493</w:t>
-      </w:r>
-      <w:r>
-        <w:noBreakHyphen/>
-      </w:r>
-      <w:r>
-        <w:t xml:space="preserve">494 [estoppel “may be applied against the government where justice and right require it”];</w:t>
+        <w:t xml:space="preserve">(1970) 3 Cal.3d 462, 493-⁠494 [estoppel “may be applied against the government where justice and right require it”];</w:t>
       </w:r>
       <w:r>
         <w:t xml:space="preserve"> </w:t>
@@ -13146,13 +12744,7 @@
         <w:t xml:space="preserve"> </w:t>
       </w:r>
       <w:r>
-        <w:t xml:space="preserve">(2015) 237 Cal.App.4th 1250, 1261</w:t>
-      </w:r>
-      <w:r>
-        <w:noBreakHyphen/>
-      </w:r>
-      <w:r>
-        <w:t xml:space="preserve">1262 [public entity may be estopped where denying relief would result in grave injustice].) In such cases, the court retains equitable jurisdiction to restore the status quo ante where government actors—through delay or manipulation—unlawfully interfere with vested rights. To hold otherwise would invite agencies to evade judicial review by obstructing compliance until they can secure legislative absolution. The Constitution does not tolerate that outcome.</w:t>
+        <w:t xml:space="preserve">(2015) 237 Cal.App.4th 1250, 1261-⁠1262 [public entity may be estopped where denying relief would result in grave injustice].) In such cases, the court retains equitable jurisdiction to restore the status quo ante where government actors—through delay or manipulation—unlawfully interfere with vested rights. To hold otherwise would invite agencies to evade judicial review by obstructing compliance until they can secure legislative absolution. The Constitution does not tolerate that outcome.</w:t>
       </w:r>
     </w:p>
     <w:p>
@@ -13228,43 +12820,7 @@
         <w:pStyle w:val="BodyText"/>
       </w:pPr>
       <w:r>
-        <w:t xml:space="preserve">Here, the Legislature’s adoption of SB 118 merely changed the law going forward. It did not—and constitutionally could not—retroactively extinguish vested rights or immunize Respondents’ past violations of the law. The record shows that Respondents deliberately shelved the completed DES fix, proposed a ban on centerfire Title 1s® via SB 118, and only added the “Other” option once SB 118 had taken effect, making it impossible for FAI and its customers to complete the once-lawful transfers before the clock ran out. (A.A.VI 0990</w:t>
-      </w:r>
-      <w:r>
-        <w:noBreakHyphen/>
-      </w:r>
-      <w:r>
-        <w:t xml:space="preserve">0991, 1000</w:t>
-      </w:r>
-      <w:r>
-        <w:noBreakHyphen/>
-      </w:r>
-      <w:r>
-        <w:t xml:space="preserve">1002 [citing evidence]; A.A.X 1311, 1318</w:t>
-      </w:r>
-      <w:r>
-        <w:noBreakHyphen/>
-      </w:r>
-      <w:r>
-        <w:t xml:space="preserve">1319, 1354</w:t>
-      </w:r>
-      <w:r>
-        <w:noBreakHyphen/>
-      </w:r>
-      <w:r>
-        <w:t xml:space="preserve">1358, A.A.XVII 1768, 1770</w:t>
-      </w:r>
-      <w:r>
-        <w:noBreakHyphen/>
-      </w:r>
-      <w:r>
-        <w:t xml:space="preserve">1773, 1778</w:t>
-      </w:r>
-      <w:r>
-        <w:noBreakHyphen/>
-      </w:r>
-      <w:r>
-        <w:t xml:space="preserve">1780. See also RJN, Ex. B.) Now they seek to invoke that very law to justify their unlawful pre-enactment obstruction. Equity exists to do justice in precisely this sort of scenario. Courts do not “ignore” statutes when they prevent the government from profiting from its own misconduct—they vindicate the rule of law.</w:t>
+        <w:t xml:space="preserve">Here, the Legislature’s adoption of SB 118 merely changed the law going forward. It did not—and constitutionally could not—retroactively extinguish vested rights or immunize Respondents’ past violations of the law. The record shows that Respondents deliberately shelved the completed DES fix, proposed a ban on centerfire Title 1s® via SB 118, and only added the “Other” option once SB 118 had taken effect, making it impossible for FAI and its customers to complete the once-lawful transfers before the clock ran out. (A.A.VI 0990-⁠0991, 1000-⁠1002 [citing evidence]; A.A.X 1311, 1318-⁠1319, 1354-⁠1358, A.A.XVII 1768, 1770-⁠1773, 1778-⁠1780. See also RJN, Ex. B.) Now they seek to invoke that very law to justify their unlawful pre-enactment obstruction. Equity exists to do justice in precisely this sort of scenario. Courts do not “ignore” statutes when they prevent the government from profiting from its own misconduct—they vindicate the rule of law.</w:t>
       </w:r>
     </w:p>
     <w:p>
@@ -13299,13 +12855,7 @@
         <w:t xml:space="preserve">v. Becerra</w:t>
       </w:r>
       <w:r>
-        <w:t xml:space="preserve">, E.D. Cal. Mar. 29, 2021) No. 18-cv</w:t>
-      </w:r>
-      <w:r>
-        <w:noBreakHyphen/>
-      </w:r>
-      <w:r>
-        <w:t xml:space="preserve">02317, the Attorney General agreed to a settlement allowing firearm owners to complete late registrations of assault weapons that had, by then, been rendered statutorily “illegal” due to the DOJ’s own system failures. There, as here, the DOJ’s misconduct prevented law-abiding citizens from exercising rights that existed under then-valid law. Rather than invoke statutory illegality, the Attorney General conceded that equity required reopening the registration system to restore the status quo ante.</w:t>
+        <w:t xml:space="preserve">, E.D. Cal. Mar. 29, 2021) No. 18-cv-⁠02317, the Attorney General agreed to a settlement allowing firearm owners to complete late registrations of assault weapons that had, by then, been rendered statutorily “illegal” due to the DOJ’s own system failures. There, as here, the DOJ’s misconduct prevented law-abiding citizens from exercising rights that existed under then-valid law. Rather than invoke statutory illegality, the Attorney General conceded that equity required reopening the registration system to restore the status quo ante.</w:t>
       </w:r>
     </w:p>
     <w:p>
@@ -13329,13 +12879,7 @@
         <w:t xml:space="preserve"> </w:t>
       </w:r>
       <w:r>
-        <w:t xml:space="preserve">by noting that the stipulation did not allow those who did not possess qualifying “bullet-button” firearms before the statutory deadline to newly acquire them afterward. (R.B., pp. 66</w:t>
-      </w:r>
-      <w:r>
-        <w:noBreakHyphen/>
-      </w:r>
-      <w:r>
-        <w:t xml:space="preserve">67.) Respondents miss the point. The individuals excluded in</w:t>
+        <w:t xml:space="preserve">by noting that the stipulation did not allow those who did not possess qualifying “bullet-button” firearms before the statutory deadline to newly acquire them afterward. (R.B., pp. 66-⁠67.) Respondents miss the point. The individuals excluded in</w:t>
       </w:r>
       <w:r>
         <w:t xml:space="preserve"> </w:t>
@@ -16541,7 +16085,7 @@
     <w:qFormat/>
     <w:pPr>
       <w:keepLines/>
-      <w:spacing w:before="0" w:after="130" w:line="312" w:lineRule="exact"/>
+      <w:spacing w:before="13" w:after="130" w:line="312" w:lineRule="exact"/>
     </w:pPr>
     <w:rPr>
       <w:sz w:val="26"/>

--- a/courts/ninth-circuit/california/state/court-of-appeal-second-district/reply-brief/usage/OUTPUT-reply-brief.docx
+++ b/courts/ninth-circuit/california/state/court-of-appeal-second-district/reply-brief/usage/OUTPUT-reply-brief.docx
@@ -7318,7 +7318,7 @@
           <w:tab w:val="right" w:leader="dot" w:pos="7920"/>
         </w:tabs>
         <w:spacing w:before="182" w:after="0" w:line="312" w:lineRule="exact"/>
-        <w:ind w:left="504" w:right="1157" w:hanging="504"/>
+        <w:ind w:left="504" w:right="723" w:hanging="504"/>
       </w:pPr>
       <w:r>
         <w:t xml:space="preserve">Pen.</w:t>
@@ -7348,7 +7348,7 @@
         <w:tab/>
       </w:r>
       <w:r>
-        <w:t xml:space="preserve">12, 13, 14</w:t>
+        <w:t xml:space="preserve">12, 14</w:t>
       </w:r>
     </w:p>
     <w:p>
